--- a/reports/final project reports/Arabic_AI_Text_Detection_Projectt.docx
+++ b/reports/final project reports/Arabic_AI_Text_Detection_Projectt.docx
@@ -447,6 +447,7 @@
     <w:p>
       <w:pPr>
         <w:spacing w:line="480" w:lineRule="auto"/>
+        <w:jc w:val="center"/>
         <w:rPr>
           <w:rFonts w:ascii="Times New Roman" w:hAnsi="Times New Roman" w:cs="Times New Roman"/>
           <w:b/>
@@ -463,7 +464,7 @@
           <w:sz w:val="24"/>
           <w:szCs w:val="24"/>
         </w:rPr>
-        <w:t>1. Introduction</w:t>
+        <w:t>Introduction</w:t>
       </w:r>
     </w:p>
     <w:p>
@@ -504,6 +505,7 @@
     <w:p>
       <w:pPr>
         <w:spacing w:line="480" w:lineRule="auto"/>
+        <w:jc w:val="center"/>
         <w:rPr>
           <w:rFonts w:ascii="Times New Roman" w:hAnsi="Times New Roman" w:cs="Times New Roman"/>
           <w:b/>
@@ -520,7 +522,7 @@
           <w:sz w:val="24"/>
           <w:szCs w:val="24"/>
         </w:rPr>
-        <w:t>1.1 Project Objectives</w:t>
+        <w:t>Project Objectives</w:t>
       </w:r>
     </w:p>
     <w:p>
@@ -971,7 +973,7 @@
     <w:p>
       <w:pPr>
         <w:spacing w:line="480" w:lineRule="auto"/>
-        <w:jc w:val="both"/>
+        <w:jc w:val="center"/>
         <w:rPr>
           <w:rFonts w:ascii="Times New Roman" w:hAnsi="Times New Roman" w:cs="Times New Roman"/>
           <w:b/>
@@ -989,7 +991,7 @@
           <w:szCs w:val="24"/>
         </w:rPr>
         <w:lastRenderedPageBreak/>
-        <w:t>2. Related Work</w:t>
+        <w:t>Related Work</w:t>
       </w:r>
     </w:p>
     <w:p>
@@ -1161,7 +1163,7 @@
     <w:p>
       <w:pPr>
         <w:spacing w:line="480" w:lineRule="auto"/>
-        <w:jc w:val="both"/>
+        <w:jc w:val="center"/>
         <w:rPr>
           <w:rFonts w:ascii="Times New Roman" w:hAnsi="Times New Roman" w:cs="Times New Roman"/>
           <w:b/>
@@ -1178,7 +1180,7 @@
           <w:sz w:val="24"/>
           <w:szCs w:val="24"/>
         </w:rPr>
-        <w:t>3. Dataset Description</w:t>
+        <w:t>Dataset Description</w:t>
       </w:r>
     </w:p>
     <w:p>
@@ -1201,7 +1203,7 @@
           <w:sz w:val="24"/>
           <w:szCs w:val="24"/>
         </w:rPr>
-        <w:t>3.1 Dataset Source</w:t>
+        <w:t>Dataset Source</w:t>
       </w:r>
     </w:p>
     <w:p>
@@ -1530,7 +1532,7 @@
           <w:sz w:val="24"/>
           <w:szCs w:val="24"/>
         </w:rPr>
-        <w:t>3.2 Dataset Structure</w:t>
+        <w:t>Dataset Structure</w:t>
       </w:r>
     </w:p>
     <w:p>
@@ -3345,7 +3347,7 @@
           <w:sz w:val="24"/>
           <w:szCs w:val="24"/>
         </w:rPr>
-        <w:t>3.3 Final Dataset Construction</w:t>
+        <w:t>Final Dataset Construction</w:t>
       </w:r>
     </w:p>
     <w:p>
@@ -3395,7 +3397,7 @@
           <w:sz w:val="24"/>
           <w:szCs w:val="24"/>
         </w:rPr>
-        <w:t>3.4 Label Distribution</w:t>
+        <w:t>Label Distribution</w:t>
       </w:r>
     </w:p>
     <w:p>
@@ -4104,7 +4106,7 @@
     <w:p>
       <w:pPr>
         <w:spacing w:line="480" w:lineRule="auto"/>
-        <w:jc w:val="both"/>
+        <w:jc w:val="center"/>
         <w:rPr>
           <w:rFonts w:ascii="Times New Roman" w:hAnsi="Times New Roman" w:cs="Times New Roman"/>
           <w:b/>
@@ -4121,7 +4123,7 @@
           <w:sz w:val="24"/>
           <w:szCs w:val="24"/>
         </w:rPr>
-        <w:t>4. Methodology</w:t>
+        <w:t>Methodology</w:t>
       </w:r>
     </w:p>
     <w:p>
@@ -4144,7 +4146,7 @@
           <w:sz w:val="24"/>
           <w:szCs w:val="24"/>
         </w:rPr>
-        <w:t>4.1 Big Data Environment Setup</w:t>
+        <w:t>Big Data Environment Setup</w:t>
       </w:r>
     </w:p>
     <w:p>
@@ -4603,7 +4605,7 @@
           <w:sz w:val="24"/>
           <w:szCs w:val="24"/>
         </w:rPr>
-        <w:t>4.2 Data Acquisition and Storage</w:t>
+        <w:t>Data Acquisition and Storage</w:t>
       </w:r>
     </w:p>
     <w:p>
@@ -4914,7 +4916,7 @@
           <w:sz w:val="24"/>
           <w:szCs w:val="24"/>
         </w:rPr>
-        <w:t>4.3 Arabic Text Preprocessing</w:t>
+        <w:t>Arabic Text Preprocessing</w:t>
       </w:r>
     </w:p>
     <w:p>
@@ -5699,7 +5701,7 @@
           <w:sz w:val="24"/>
           <w:szCs w:val="24"/>
         </w:rPr>
-        <w:t>4.4 Exploratory Data Analysis (EDA)</w:t>
+        <w:t>Exploratory Data Analysis (EDA)</w:t>
       </w:r>
     </w:p>
     <w:p>
@@ -6401,6 +6403,8 @@
           <w:rFonts w:ascii="Times New Roman" w:hAnsi="Times New Roman" w:cs="Times New Roman"/>
           <w:b/>
           <w:bCs/>
+          <w:i/>
+          <w:iCs/>
           <w:sz w:val="24"/>
           <w:szCs w:val="24"/>
         </w:rPr>
@@ -6410,11 +6414,13 @@
           <w:rFonts w:ascii="Times New Roman" w:hAnsi="Times New Roman" w:cs="Times New Roman"/>
           <w:b/>
           <w:bCs/>
+          <w:i/>
+          <w:iCs/>
           <w:sz w:val="24"/>
           <w:szCs w:val="24"/>
         </w:rPr>
         <w:lastRenderedPageBreak/>
-        <w:t>4.4.1 Type-Token Ratio (TTR)</w:t>
+        <w:t>Type-Token Ratio (TTR)</w:t>
       </w:r>
     </w:p>
     <w:p>
@@ -7238,7 +7244,7 @@
           <w:sz w:val="24"/>
           <w:szCs w:val="24"/>
         </w:rPr>
-        <w:t>4.5 Feature Engineering</w:t>
+        <w:t>Feature Engineering</w:t>
       </w:r>
     </w:p>
     <w:p>
@@ -7395,6 +7401,8 @@
           <w:rFonts w:ascii="Times New Roman" w:hAnsi="Times New Roman" w:cs="Times New Roman"/>
           <w:b/>
           <w:bCs/>
+          <w:i/>
+          <w:iCs/>
           <w:sz w:val="24"/>
           <w:szCs w:val="24"/>
         </w:rPr>
@@ -7404,10 +7412,12 @@
           <w:rFonts w:ascii="Times New Roman" w:hAnsi="Times New Roman" w:cs="Times New Roman"/>
           <w:b/>
           <w:bCs/>
-          <w:sz w:val="24"/>
-          <w:szCs w:val="24"/>
-        </w:rPr>
-        <w:t>4.5.1 Assigned Stylometric Features</w:t>
+          <w:i/>
+          <w:iCs/>
+          <w:sz w:val="24"/>
+          <w:szCs w:val="24"/>
+        </w:rPr>
+        <w:t>Assigned Stylometric Features</w:t>
       </w:r>
     </w:p>
     <w:p>
@@ -8349,6 +8359,8 @@
           <w:rFonts w:ascii="Times New Roman" w:hAnsi="Times New Roman" w:cs="Times New Roman"/>
           <w:b/>
           <w:bCs/>
+          <w:i/>
+          <w:iCs/>
           <w:sz w:val="24"/>
           <w:szCs w:val="24"/>
         </w:rPr>
@@ -8358,10 +8370,12 @@
           <w:rFonts w:ascii="Times New Roman" w:hAnsi="Times New Roman" w:cs="Times New Roman"/>
           <w:b/>
           <w:bCs/>
-          <w:sz w:val="24"/>
-          <w:szCs w:val="24"/>
-        </w:rPr>
-        <w:t>4.5.2 TF-IDF Representation</w:t>
+          <w:i/>
+          <w:iCs/>
+          <w:sz w:val="24"/>
+          <w:szCs w:val="24"/>
+        </w:rPr>
+        <w:t>TF-IDF Representation</w:t>
       </w:r>
     </w:p>
     <w:p>
@@ -8785,7 +8799,7 @@
           <w:sz w:val="24"/>
           <w:szCs w:val="24"/>
         </w:rPr>
-        <w:t>4.6 Distributed Modeling</w:t>
+        <w:t>Distributed Modeling</w:t>
       </w:r>
     </w:p>
     <w:p>
@@ -9516,7 +9530,7 @@
           <w:sz w:val="24"/>
           <w:szCs w:val="24"/>
         </w:rPr>
-        <w:t>4.7 Stream Processing</w:t>
+        <w:t>Stream Processing</w:t>
       </w:r>
     </w:p>
     <w:p>
@@ -9969,7 +9983,7 @@
           <w:szCs w:val="24"/>
         </w:rPr>
         <w:lastRenderedPageBreak/>
-        <w:t>4.8 Scalability Benchmarking</w:t>
+        <w:t>Scalability Benchmarking</w:t>
       </w:r>
     </w:p>
     <w:p>
@@ -9993,7 +10007,7 @@
     <w:p>
       <w:pPr>
         <w:spacing w:line="480" w:lineRule="auto"/>
-        <w:jc w:val="both"/>
+        <w:jc w:val="center"/>
         <w:rPr>
           <w:rFonts w:ascii="Times New Roman" w:hAnsi="Times New Roman" w:cs="Times New Roman"/>
           <w:b/>
@@ -10010,7 +10024,7 @@
           <w:sz w:val="24"/>
           <w:szCs w:val="24"/>
         </w:rPr>
-        <w:t>5. Results and Analysis</w:t>
+        <w:t>Results and Analysis</w:t>
       </w:r>
     </w:p>
     <w:p>
@@ -10033,7 +10047,7 @@
           <w:sz w:val="24"/>
           <w:szCs w:val="24"/>
         </w:rPr>
-        <w:t>5.1 Model Performance</w:t>
+        <w:t>Model Performance</w:t>
       </w:r>
     </w:p>
     <w:p>
@@ -10811,6 +10825,8 @@
           <w:rFonts w:ascii="Times New Roman" w:hAnsi="Times New Roman" w:cs="Times New Roman"/>
           <w:b/>
           <w:bCs/>
+          <w:i/>
+          <w:iCs/>
           <w:sz w:val="24"/>
           <w:szCs w:val="24"/>
         </w:rPr>
@@ -10820,6 +10836,8 @@
           <w:rFonts w:ascii="Times New Roman" w:hAnsi="Times New Roman" w:cs="Times New Roman"/>
           <w:b/>
           <w:bCs/>
+          <w:i/>
+          <w:iCs/>
           <w:noProof/>
           <w:sz w:val="24"/>
           <w:szCs w:val="24"/>
@@ -11652,10 +11670,12 @@
           <w:rFonts w:ascii="Times New Roman" w:hAnsi="Times New Roman" w:cs="Times New Roman"/>
           <w:b/>
           <w:bCs/>
-          <w:sz w:val="24"/>
-          <w:szCs w:val="24"/>
-        </w:rPr>
-        <w:t>5.1.1 Accuracy and F1-score</w:t>
+          <w:i/>
+          <w:iCs/>
+          <w:sz w:val="24"/>
+          <w:szCs w:val="24"/>
+        </w:rPr>
+        <w:t>Accuracy and F1-score</w:t>
       </w:r>
     </w:p>
     <w:p>
@@ -11677,6 +11697,8 @@
           <w:rFonts w:ascii="Times New Roman" w:hAnsi="Times New Roman" w:cs="Times New Roman"/>
           <w:b/>
           <w:bCs/>
+          <w:i/>
+          <w:iCs/>
           <w:sz w:val="24"/>
           <w:szCs w:val="24"/>
         </w:rPr>
@@ -11686,6 +11708,8 @@
           <w:rFonts w:ascii="Times New Roman" w:hAnsi="Times New Roman" w:cs="Times New Roman"/>
           <w:b/>
           <w:bCs/>
+          <w:i/>
+          <w:iCs/>
           <w:noProof/>
           <w:sz w:val="24"/>
           <w:szCs w:val="24"/>
@@ -12299,10 +12323,12 @@
           <w:rFonts w:ascii="Times New Roman" w:hAnsi="Times New Roman" w:cs="Times New Roman"/>
           <w:b/>
           <w:bCs/>
-          <w:sz w:val="24"/>
-          <w:szCs w:val="24"/>
-        </w:rPr>
-        <w:t>5.1.2 ROC-AUC</w:t>
+          <w:i/>
+          <w:iCs/>
+          <w:sz w:val="24"/>
+          <w:szCs w:val="24"/>
+        </w:rPr>
+        <w:t>ROC-AUC</w:t>
       </w:r>
     </w:p>
     <w:p>
@@ -12337,7 +12363,7 @@
           <w:sz w:val="24"/>
           <w:szCs w:val="24"/>
         </w:rPr>
-        <w:t>5.2 Model Comparison</w:t>
+        <w:t>Model Comparison</w:t>
       </w:r>
     </w:p>
     <w:p>
@@ -12429,7 +12455,7 @@
           <w:sz w:val="24"/>
           <w:szCs w:val="24"/>
         </w:rPr>
-        <w:t>5.3 Confusion Matrix Analysis</w:t>
+        <w:t>Confusion Matrix Analysis</w:t>
       </w:r>
     </w:p>
     <w:p>
@@ -12479,7 +12505,7 @@
           <w:sz w:val="24"/>
           <w:szCs w:val="24"/>
         </w:rPr>
-        <w:t>5.4 Batch vs Stream Processing</w:t>
+        <w:t>Batch vs Stream Processing</w:t>
       </w:r>
     </w:p>
     <w:p>
@@ -12521,7 +12547,7 @@
           <w:sz w:val="24"/>
           <w:szCs w:val="24"/>
         </w:rPr>
-        <w:t>5.5 Feature Importance Analysis</w:t>
+        <w:t>Feature Importance Analysis</w:t>
       </w:r>
     </w:p>
     <w:p>
@@ -12763,7 +12789,7 @@
           <w:sz w:val="24"/>
           <w:szCs w:val="24"/>
         </w:rPr>
-        <w:t>5.6 Error Analysis</w:t>
+        <w:t>Error Analysis</w:t>
       </w:r>
     </w:p>
     <w:p>
@@ -12796,6 +12822,7 @@
     <w:p>
       <w:pPr>
         <w:spacing w:line="480" w:lineRule="auto"/>
+        <w:jc w:val="center"/>
         <w:rPr>
           <w:rFonts w:ascii="Times New Roman" w:hAnsi="Times New Roman" w:cs="Times New Roman"/>
           <w:b/>
@@ -12812,7 +12839,7 @@
           <w:sz w:val="24"/>
           <w:szCs w:val="24"/>
         </w:rPr>
-        <w:t>6. Conclusion and Future Work</w:t>
+        <w:t>Conclusion and Future Work</w:t>
       </w:r>
     </w:p>
     <w:p>
@@ -12871,7 +12898,7 @@
           <w:sz w:val="24"/>
           <w:szCs w:val="24"/>
         </w:rPr>
-        <w:t>6.1 Limitations</w:t>
+        <w:t>Limitations</w:t>
       </w:r>
     </w:p>
     <w:p>
@@ -13185,7 +13212,7 @@
           <w:sz w:val="24"/>
           <w:szCs w:val="24"/>
         </w:rPr>
-        <w:t>6.2 Future Work</w:t>
+        <w:t>Future Work</w:t>
       </w:r>
     </w:p>
     <w:p>
